--- a/resume/Pallavi_Gandal_Resume.docx
+++ b/resume/Pallavi_Gandal_Resume.docx
@@ -36,7 +36,6 @@
         <w:t xml:space="preserve">Final Year </w:t>
       </w:r>
       <w:proofErr w:type="spellStart"/>
-      <w:proofErr w:type="gramStart"/>
       <w:r>
         <w:rPr>
           <w:rFonts w:ascii="Arial" w:eastAsia="Arial" w:hAnsi="Arial" w:cs="Arial"/>
@@ -49,7 +48,6 @@
         <w:t>B.Pharmacy</w:t>
       </w:r>
       <w:proofErr w:type="spellEnd"/>
-      <w:proofErr w:type="gramEnd"/>
       <w:r>
         <w:rPr>
           <w:rFonts w:ascii="Arial" w:eastAsia="Arial" w:hAnsi="Arial" w:cs="Arial"/>
@@ -180,10 +178,9 @@
           <w:rFonts w:ascii="Arial" w:eastAsia="Arial" w:hAnsi="Arial" w:cs="Arial"/>
           <w:color w:val="1A1A2E"/>
         </w:rPr>
-        <w:t xml:space="preserve">Motivated Final Year </w:t>
+        <w:t xml:space="preserve">Motivated </w:t>
       </w:r>
       <w:proofErr w:type="spellStart"/>
-      <w:proofErr w:type="gramStart"/>
       <w:r>
         <w:rPr>
           <w:rFonts w:ascii="Arial" w:eastAsia="Arial" w:hAnsi="Arial" w:cs="Arial"/>
@@ -192,13 +189,12 @@
         <w:t>B.Pharmacy</w:t>
       </w:r>
       <w:proofErr w:type="spellEnd"/>
-      <w:proofErr w:type="gramEnd"/>
       <w:r>
         <w:rPr>
           <w:rFonts w:ascii="Arial" w:eastAsia="Arial" w:hAnsi="Arial" w:cs="Arial"/>
           <w:color w:val="1A1A2E"/>
         </w:rPr>
-        <w:t xml:space="preserve"> student with consistently strong academic performance across SSC (88.60%), HSC (83.50%), and Diploma in Pharmacy (81%). Skilled in pharmaceutical sciences, herbal formulation, research documentation, and quality evaluation. Eager to contribute knowledge of bioactive phytochemicals and dosage form development to a progressive healthcare or pharmaceutical organization, while building practical industry expertise.</w:t>
+        <w:t xml:space="preserve"> graduate with a strong academic foundation across SSC, HSC, and Diploma in Pharmacy. Skilled in pharmaceutical sciences, herbal formulation, research documentation, and quality evaluation. Eager to contribute knowledge of bioactive phytochemicals and dosage form development to a progressive healthcare or pharmaceutical organization, while building practical industry expertise.</w:t>
       </w:r>
     </w:p>
     <w:p>
@@ -227,7 +223,8 @@
     </w:p>
     <w:tbl>
       <w:tblPr>
-        <w:tblW w:w="9360" w:type="dxa"/>
+        <w:tblW w:w="9928" w:type="dxa"/>
+        <w:jc w:val="center"/>
         <w:tblBorders>
           <w:top w:val="single" w:sz="4" w:space="0" w:color="auto"/>
           <w:left w:val="single" w:sz="4" w:space="0" w:color="auto"/>
@@ -243,7 +240,7 @@
         <w:tblLook w:val="04A0" w:firstRow="1" w:lastRow="0" w:firstColumn="1" w:lastColumn="0" w:noHBand="0" w:noVBand="1"/>
       </w:tblPr>
       <w:tblGrid>
-        <w:gridCol w:w="2340"/>
+        <w:gridCol w:w="2908"/>
         <w:gridCol w:w="2340"/>
         <w:gridCol w:w="2340"/>
         <w:gridCol w:w="2340"/>
@@ -251,10 +248,11 @@
       <w:tr>
         <w:trPr>
           <w:tblHeader/>
+          <w:jc w:val="center"/>
         </w:trPr>
         <w:tc>
           <w:tcPr>
-            <w:tcW w:w="2340" w:type="dxa"/>
+            <w:tcW w:w="2908" w:type="dxa"/>
             <w:tcBorders>
               <w:top w:val="single" w:sz="1" w:space="0" w:color="CCCCCC"/>
               <w:left w:val="single" w:sz="1" w:space="0" w:color="CCCCCC"/>
@@ -270,6 +268,9 @@
             </w:tcMar>
           </w:tcPr>
           <w:p>
+            <w:pPr>
+              <w:jc w:val="center"/>
+            </w:pPr>
             <w:r>
               <w:rPr>
                 <w:rFonts w:ascii="Arial" w:eastAsia="Arial" w:hAnsi="Arial" w:cs="Arial"/>
@@ -301,6 +302,9 @@
             </w:tcMar>
           </w:tcPr>
           <w:p>
+            <w:pPr>
+              <w:jc w:val="center"/>
+            </w:pPr>
             <w:r>
               <w:rPr>
                 <w:rFonts w:ascii="Arial" w:eastAsia="Arial" w:hAnsi="Arial" w:cs="Arial"/>
@@ -332,6 +336,9 @@
             </w:tcMar>
           </w:tcPr>
           <w:p>
+            <w:pPr>
+              <w:jc w:val="center"/>
+            </w:pPr>
             <w:r>
               <w:rPr>
                 <w:rFonts w:ascii="Arial" w:eastAsia="Arial" w:hAnsi="Arial" w:cs="Arial"/>
@@ -363,6 +370,9 @@
             </w:tcMar>
           </w:tcPr>
           <w:p>
+            <w:pPr>
+              <w:jc w:val="center"/>
+            </w:pPr>
             <w:r>
               <w:rPr>
                 <w:rFonts w:ascii="Arial" w:eastAsia="Arial" w:hAnsi="Arial" w:cs="Arial"/>
@@ -378,9 +388,12 @@
         </w:tc>
       </w:tr>
       <w:tr>
+        <w:trPr>
+          <w:jc w:val="center"/>
+        </w:trPr>
         <w:tc>
           <w:tcPr>
-            <w:tcW w:w="2340" w:type="dxa"/>
+            <w:tcW w:w="2908" w:type="dxa"/>
             <w:tcBorders>
               <w:top w:val="single" w:sz="1" w:space="0" w:color="CCCCCC"/>
               <w:left w:val="single" w:sz="1" w:space="0" w:color="CCCCCC"/>
@@ -397,6 +410,9 @@
             <w:vAlign w:val="center"/>
           </w:tcPr>
           <w:p>
+            <w:pPr>
+              <w:jc w:val="center"/>
+            </w:pPr>
             <w:r>
               <w:rPr>
                 <w:rFonts w:ascii="Arial" w:eastAsia="Arial" w:hAnsi="Arial" w:cs="Arial"/>
@@ -427,6 +443,9 @@
             <w:vAlign w:val="center"/>
           </w:tcPr>
           <w:p>
+            <w:pPr>
+              <w:jc w:val="center"/>
+            </w:pPr>
             <w:r>
               <w:rPr>
                 <w:rFonts w:ascii="Arial" w:eastAsia="Arial" w:hAnsi="Arial" w:cs="Arial"/>
@@ -457,6 +476,9 @@
             <w:vAlign w:val="center"/>
           </w:tcPr>
           <w:p>
+            <w:pPr>
+              <w:jc w:val="center"/>
+            </w:pPr>
             <w:r>
               <w:rPr>
                 <w:rFonts w:ascii="Arial" w:eastAsia="Arial" w:hAnsi="Arial" w:cs="Arial"/>
@@ -487,6 +509,9 @@
             <w:vAlign w:val="center"/>
           </w:tcPr>
           <w:p>
+            <w:pPr>
+              <w:jc w:val="center"/>
+            </w:pPr>
             <w:r>
               <w:rPr>
                 <w:rFonts w:ascii="Arial" w:eastAsia="Arial" w:hAnsi="Arial" w:cs="Arial"/>
@@ -500,9 +525,12 @@
         </w:tc>
       </w:tr>
       <w:tr>
+        <w:trPr>
+          <w:jc w:val="center"/>
+        </w:trPr>
         <w:tc>
           <w:tcPr>
-            <w:tcW w:w="2340" w:type="dxa"/>
+            <w:tcW w:w="2908" w:type="dxa"/>
             <w:tcBorders>
               <w:top w:val="single" w:sz="1" w:space="0" w:color="CCCCCC"/>
               <w:left w:val="single" w:sz="1" w:space="0" w:color="CCCCCC"/>
@@ -518,6 +546,9 @@
             </w:tcMar>
           </w:tcPr>
           <w:p>
+            <w:pPr>
+              <w:jc w:val="center"/>
+            </w:pPr>
             <w:r>
               <w:rPr>
                 <w:rFonts w:ascii="Arial" w:eastAsia="Arial" w:hAnsi="Arial" w:cs="Arial"/>
@@ -547,6 +578,9 @@
             </w:tcMar>
           </w:tcPr>
           <w:p>
+            <w:pPr>
+              <w:jc w:val="center"/>
+            </w:pPr>
             <w:r>
               <w:rPr>
                 <w:rFonts w:ascii="Arial" w:eastAsia="Arial" w:hAnsi="Arial" w:cs="Arial"/>
@@ -576,6 +610,9 @@
             </w:tcMar>
           </w:tcPr>
           <w:p>
+            <w:pPr>
+              <w:jc w:val="center"/>
+            </w:pPr>
             <w:r>
               <w:rPr>
                 <w:rFonts w:ascii="Arial" w:eastAsia="Arial" w:hAnsi="Arial" w:cs="Arial"/>
@@ -605,6 +642,9 @@
             </w:tcMar>
           </w:tcPr>
           <w:p>
+            <w:pPr>
+              <w:jc w:val="center"/>
+            </w:pPr>
             <w:r>
               <w:rPr>
                 <w:rFonts w:ascii="Arial" w:eastAsia="Arial" w:hAnsi="Arial" w:cs="Arial"/>
@@ -618,9 +658,12 @@
         </w:tc>
       </w:tr>
       <w:tr>
+        <w:trPr>
+          <w:jc w:val="center"/>
+        </w:trPr>
         <w:tc>
           <w:tcPr>
-            <w:tcW w:w="2340" w:type="dxa"/>
+            <w:tcW w:w="2908" w:type="dxa"/>
             <w:tcBorders>
               <w:top w:val="single" w:sz="1" w:space="0" w:color="CCCCCC"/>
               <w:left w:val="single" w:sz="1" w:space="0" w:color="CCCCCC"/>
@@ -637,6 +680,9 @@
             <w:vAlign w:val="center"/>
           </w:tcPr>
           <w:p>
+            <w:pPr>
+              <w:jc w:val="center"/>
+            </w:pPr>
             <w:r>
               <w:rPr>
                 <w:rFonts w:ascii="Arial" w:eastAsia="Arial" w:hAnsi="Arial" w:cs="Arial"/>
@@ -667,6 +713,9 @@
             <w:vAlign w:val="center"/>
           </w:tcPr>
           <w:p>
+            <w:pPr>
+              <w:jc w:val="center"/>
+            </w:pPr>
             <w:r>
               <w:rPr>
                 <w:rFonts w:ascii="Arial" w:eastAsia="Arial" w:hAnsi="Arial" w:cs="Arial"/>
@@ -697,6 +746,9 @@
             <w:vAlign w:val="center"/>
           </w:tcPr>
           <w:p>
+            <w:pPr>
+              <w:jc w:val="center"/>
+            </w:pPr>
             <w:r>
               <w:rPr>
                 <w:rFonts w:ascii="Arial" w:eastAsia="Arial" w:hAnsi="Arial" w:cs="Arial"/>
@@ -727,6 +779,9 @@
             <w:vAlign w:val="center"/>
           </w:tcPr>
           <w:p>
+            <w:pPr>
+              <w:jc w:val="center"/>
+            </w:pPr>
             <w:r>
               <w:rPr>
                 <w:rFonts w:ascii="Arial" w:eastAsia="Arial" w:hAnsi="Arial" w:cs="Arial"/>
@@ -740,9 +795,12 @@
         </w:tc>
       </w:tr>
       <w:tr>
+        <w:trPr>
+          <w:jc w:val="center"/>
+        </w:trPr>
         <w:tc>
           <w:tcPr>
-            <w:tcW w:w="2340" w:type="dxa"/>
+            <w:tcW w:w="2908" w:type="dxa"/>
             <w:tcBorders>
               <w:top w:val="single" w:sz="1" w:space="0" w:color="CCCCCC"/>
               <w:left w:val="single" w:sz="1" w:space="0" w:color="CCCCCC"/>
@@ -758,6 +816,9 @@
             </w:tcMar>
           </w:tcPr>
           <w:p>
+            <w:pPr>
+              <w:jc w:val="center"/>
+            </w:pPr>
             <w:r>
               <w:rPr>
                 <w:rFonts w:ascii="Arial" w:eastAsia="Arial" w:hAnsi="Arial" w:cs="Arial"/>
@@ -787,6 +848,9 @@
             </w:tcMar>
           </w:tcPr>
           <w:p>
+            <w:pPr>
+              <w:jc w:val="center"/>
+            </w:pPr>
             <w:r>
               <w:rPr>
                 <w:rFonts w:ascii="Arial" w:eastAsia="Arial" w:hAnsi="Arial" w:cs="Arial"/>
@@ -816,6 +880,9 @@
             </w:tcMar>
           </w:tcPr>
           <w:p>
+            <w:pPr>
+              <w:jc w:val="center"/>
+            </w:pPr>
             <w:r>
               <w:rPr>
                 <w:rFonts w:ascii="Arial" w:eastAsia="Arial" w:hAnsi="Arial" w:cs="Arial"/>
@@ -845,6 +912,9 @@
             </w:tcMar>
           </w:tcPr>
           <w:p>
+            <w:pPr>
+              <w:jc w:val="center"/>
+            </w:pPr>
             <w:r>
               <w:rPr>
                 <w:rFonts w:ascii="Arial" w:eastAsia="Arial" w:hAnsi="Arial" w:cs="Arial"/>
@@ -858,9 +928,12 @@
         </w:tc>
       </w:tr>
       <w:tr>
+        <w:trPr>
+          <w:jc w:val="center"/>
+        </w:trPr>
         <w:tc>
           <w:tcPr>
-            <w:tcW w:w="2340" w:type="dxa"/>
+            <w:tcW w:w="2908" w:type="dxa"/>
             <w:tcBorders>
               <w:top w:val="single" w:sz="1" w:space="0" w:color="CCCCCC"/>
               <w:left w:val="single" w:sz="1" w:space="0" w:color="CCCCCC"/>
@@ -877,8 +950,10 @@
             <w:vAlign w:val="center"/>
           </w:tcPr>
           <w:p>
+            <w:pPr>
+              <w:jc w:val="center"/>
+            </w:pPr>
             <w:proofErr w:type="spellStart"/>
-            <w:proofErr w:type="gramStart"/>
             <w:r>
               <w:rPr>
                 <w:rFonts w:ascii="Arial" w:eastAsia="Arial" w:hAnsi="Arial" w:cs="Arial"/>
@@ -889,7 +964,6 @@
               <w:t>B.Pharmacy</w:t>
             </w:r>
             <w:proofErr w:type="spellEnd"/>
-            <w:proofErr w:type="gramEnd"/>
           </w:p>
         </w:tc>
         <w:tc>
@@ -911,6 +985,9 @@
             <w:vAlign w:val="center"/>
           </w:tcPr>
           <w:p>
+            <w:pPr>
+              <w:jc w:val="center"/>
+            </w:pPr>
             <w:r>
               <w:rPr>
                 <w:rFonts w:ascii="Arial" w:eastAsia="Arial" w:hAnsi="Arial" w:cs="Arial"/>
@@ -941,6 +1018,9 @@
             <w:vAlign w:val="center"/>
           </w:tcPr>
           <w:p>
+            <w:pPr>
+              <w:jc w:val="center"/>
+            </w:pPr>
             <w:r>
               <w:rPr>
                 <w:rFonts w:ascii="Arial" w:eastAsia="Arial" w:hAnsi="Arial" w:cs="Arial"/>
@@ -948,7 +1028,7 @@
                 <w:sz w:val="18"/>
                 <w:szCs w:val="18"/>
               </w:rPr>
-              <w:t>Pursuing</w:t>
+              <w:t>2026</w:t>
             </w:r>
           </w:p>
         </w:tc>
@@ -971,14 +1051,19 @@
             <w:vAlign w:val="center"/>
           </w:tcPr>
           <w:p>
-            <w:r>
+            <w:pPr>
+              <w:jc w:val="center"/>
               <w:rPr>
-                <w:rFonts w:ascii="Arial" w:eastAsia="Arial" w:hAnsi="Arial" w:cs="Arial"/>
-                <w:color w:val="1A1A2E"/>
                 <w:sz w:val="18"/>
                 <w:szCs w:val="18"/>
               </w:rPr>
-              <w:t>—</w:t>
+            </w:pPr>
+            <w:r>
+              <w:rPr>
+                <w:sz w:val="18"/>
+                <w:szCs w:val="18"/>
+              </w:rPr>
+              <w:t>CGPA: 7.03 (First Class)</w:t>
             </w:r>
           </w:p>
         </w:tc>
@@ -1033,23 +1118,7 @@
           <w:rFonts w:ascii="Arial" w:eastAsia="Arial" w:hAnsi="Arial" w:cs="Arial"/>
           <w:color w:val="1A1A2E"/>
         </w:rPr>
-        <w:t xml:space="preserve">Formulated </w:t>
-      </w:r>
-      <w:proofErr w:type="gramStart"/>
-      <w:r>
-        <w:rPr>
-          <w:rFonts w:ascii="Arial" w:eastAsia="Arial" w:hAnsi="Arial" w:cs="Arial"/>
-          <w:color w:val="1A1A2E"/>
-        </w:rPr>
-        <w:t>a</w:t>
-      </w:r>
-      <w:proofErr w:type="gramEnd"/>
-      <w:r>
-        <w:rPr>
-          <w:rFonts w:ascii="Arial" w:eastAsia="Arial" w:hAnsi="Arial" w:cs="Arial"/>
-          <w:color w:val="1A1A2E"/>
-        </w:rPr>
-        <w:t xml:space="preserve"> herbal syrup using Lantana camara plant extract, leveraging its bioactive phytochemicals with anti-inflammatory and antioxidant properties.</w:t>
+        <w:t>Formulated a herbal syrup using Lantana camara plant extract, leveraging its bioactive phytochemicals with anti-inflammatory and antioxidant properties.</w:t>
       </w:r>
     </w:p>
     <w:p>
@@ -1686,37 +1755,12 @@
       <w:pPr>
         <w:spacing w:before="80" w:after="80"/>
       </w:pPr>
-      <w:proofErr w:type="gramStart"/>
       <w:r>
         <w:rPr>
           <w:rFonts w:ascii="Arial" w:eastAsia="Arial" w:hAnsi="Arial" w:cs="Arial"/>
           <w:color w:val="1A1A2E"/>
         </w:rPr>
-        <w:t>Marathi  •</w:t>
-      </w:r>
-      <w:proofErr w:type="gramEnd"/>
-      <w:r>
-        <w:rPr>
-          <w:rFonts w:ascii="Arial" w:eastAsia="Arial" w:hAnsi="Arial" w:cs="Arial"/>
-          <w:color w:val="1A1A2E"/>
-        </w:rPr>
-        <w:t xml:space="preserve">  </w:t>
-      </w:r>
-      <w:proofErr w:type="gramStart"/>
-      <w:r>
-        <w:rPr>
-          <w:rFonts w:ascii="Arial" w:eastAsia="Arial" w:hAnsi="Arial" w:cs="Arial"/>
-          <w:color w:val="1A1A2E"/>
-        </w:rPr>
-        <w:t>Hindi  •</w:t>
-      </w:r>
-      <w:proofErr w:type="gramEnd"/>
-      <w:r>
-        <w:rPr>
-          <w:rFonts w:ascii="Arial" w:eastAsia="Arial" w:hAnsi="Arial" w:cs="Arial"/>
-          <w:color w:val="1A1A2E"/>
-        </w:rPr>
-        <w:t xml:space="preserve">  English</w:t>
+        <w:t>Marathi  •  Hindi  •  English</w:t>
       </w:r>
     </w:p>
     <w:p>
@@ -1742,53 +1786,12 @@
       <w:pPr>
         <w:spacing w:before="80" w:after="80"/>
       </w:pPr>
-      <w:proofErr w:type="gramStart"/>
       <w:r>
         <w:rPr>
           <w:rFonts w:ascii="Arial" w:eastAsia="Arial" w:hAnsi="Arial" w:cs="Arial"/>
           <w:color w:val="1A1A2E"/>
         </w:rPr>
-        <w:t>Dancing  •</w:t>
-      </w:r>
-      <w:proofErr w:type="gramEnd"/>
-      <w:r>
-        <w:rPr>
-          <w:rFonts w:ascii="Arial" w:eastAsia="Arial" w:hAnsi="Arial" w:cs="Arial"/>
-          <w:color w:val="1A1A2E"/>
-        </w:rPr>
-        <w:t xml:space="preserve">  </w:t>
-      </w:r>
-      <w:proofErr w:type="gramStart"/>
-      <w:r>
-        <w:rPr>
-          <w:rFonts w:ascii="Arial" w:eastAsia="Arial" w:hAnsi="Arial" w:cs="Arial"/>
-          <w:color w:val="1A1A2E"/>
-        </w:rPr>
-        <w:t>Singing  •</w:t>
-      </w:r>
-      <w:proofErr w:type="gramEnd"/>
-      <w:r>
-        <w:rPr>
-          <w:rFonts w:ascii="Arial" w:eastAsia="Arial" w:hAnsi="Arial" w:cs="Arial"/>
-          <w:color w:val="1A1A2E"/>
-        </w:rPr>
-        <w:t xml:space="preserve">  </w:t>
-      </w:r>
-      <w:proofErr w:type="gramStart"/>
-      <w:r>
-        <w:rPr>
-          <w:rFonts w:ascii="Arial" w:eastAsia="Arial" w:hAnsi="Arial" w:cs="Arial"/>
-          <w:color w:val="1A1A2E"/>
-        </w:rPr>
-        <w:t>Reading  •</w:t>
-      </w:r>
-      <w:proofErr w:type="gramEnd"/>
-      <w:r>
-        <w:rPr>
-          <w:rFonts w:ascii="Arial" w:eastAsia="Arial" w:hAnsi="Arial" w:cs="Arial"/>
-          <w:color w:val="1A1A2E"/>
-        </w:rPr>
-        <w:t xml:space="preserve">  Playing Games</w:t>
+        <w:t>Dancing  •  Singing  •  Reading  •  Playing Games</w:t>
       </w:r>
     </w:p>
     <w:p>
